--- a/Chapter-3/Lesson-9/mini-project.docx
+++ b/Chapter-3/Lesson-9/mini-project.docx
@@ -152,77 +152,140 @@
           <w:sz w:val="24"/>
           <w:szCs w:val="24"/>
         </w:rPr>
-        <w:t xml:space="preserve">On </w:t>
-      </w:r>
-      <w:r>
-        <w:rPr>
-          <w:rFonts w:cstheme="minorHAnsi"/>
-          <w:sz w:val="24"/>
-          <w:szCs w:val="24"/>
-        </w:rPr>
-        <w:t>dashboard</w:t>
-      </w:r>
-      <w:r>
-        <w:rPr>
-          <w:rFonts w:cstheme="minorHAnsi"/>
-          <w:sz w:val="24"/>
-          <w:szCs w:val="24"/>
-        </w:rPr>
-        <w:t xml:space="preserve"> page, capture input of score and name of player. On submit, display data in score page</w:t>
-      </w:r>
-      <w:r>
-        <w:rPr>
-          <w:rFonts w:cstheme="minorHAnsi"/>
-          <w:sz w:val="24"/>
-          <w:szCs w:val="24"/>
-        </w:rPr>
-        <w:t xml:space="preserve">. </w:t>
+        <w:t>Add carousel, media, images, videos, content inside</w:t>
+      </w:r>
+      <w:r>
+        <w:rPr>
+          <w:rFonts w:cstheme="minorHAnsi"/>
+          <w:sz w:val="24"/>
+          <w:szCs w:val="24"/>
+        </w:rPr>
+        <w:t xml:space="preserve"> dashboard,</w:t>
+      </w:r>
+      <w:r>
+        <w:rPr>
+          <w:rFonts w:cstheme="minorHAnsi"/>
+          <w:sz w:val="24"/>
+          <w:szCs w:val="24"/>
+        </w:rPr>
+        <w:t xml:space="preserve"> about, contact page.</w:t>
       </w:r>
     </w:p>
     <w:p>
       <w:pPr>
-        <w:pStyle w:val="ListParagraph"/>
-        <w:rPr>
-          <w:rFonts w:cstheme="minorHAnsi"/>
-          <w:sz w:val="24"/>
-          <w:szCs w:val="24"/>
-        </w:rPr>
-      </w:pPr>
-      <w:r>
-        <w:rPr>
-          <w:rFonts w:cstheme="minorHAnsi"/>
-          <w:sz w:val="24"/>
-          <w:szCs w:val="24"/>
-        </w:rPr>
-        <w:t>Add carousel, media, images, videos, content inside</w:t>
-      </w:r>
-      <w:r>
-        <w:rPr>
-          <w:rFonts w:cstheme="minorHAnsi"/>
-          <w:sz w:val="24"/>
-          <w:szCs w:val="24"/>
-        </w:rPr>
-        <w:t xml:space="preserve"> dashboard,</w:t>
-      </w:r>
-      <w:r>
-        <w:rPr>
-          <w:rFonts w:cstheme="minorHAnsi"/>
-          <w:sz w:val="24"/>
-          <w:szCs w:val="24"/>
-        </w:rPr>
-        <w:t xml:space="preserve"> about, contact page.</w:t>
+        <w:spacing w:after="0"/>
+        <w:ind w:left="720"/>
+        <w:rPr>
+          <w:rFonts w:cstheme="minorHAnsi"/>
+          <w:color w:val="222222"/>
+          <w:sz w:val="24"/>
+          <w:szCs w:val="24"/>
+          <w:shd w:val="clear" w:color="auto" w:fill="FFFFFF"/>
+        </w:rPr>
+      </w:pPr>
+      <w:r>
+        <w:rPr>
+          <w:rFonts w:cstheme="minorHAnsi"/>
+          <w:color w:val="222222"/>
+          <w:sz w:val="24"/>
+          <w:szCs w:val="24"/>
+          <w:shd w:val="clear" w:color="auto" w:fill="FFFFFF"/>
+        </w:rPr>
+        <w:t>Landing Page</w:t>
+      </w:r>
+      <w:r>
+        <w:rPr>
+          <w:rFonts w:cstheme="minorHAnsi"/>
+          <w:color w:val="222222"/>
+          <w:sz w:val="24"/>
+          <w:szCs w:val="24"/>
+          <w:shd w:val="clear" w:color="auto" w:fill="FFFFFF"/>
+        </w:rPr>
+        <w:t>/</w:t>
+      </w:r>
+      <w:r>
+        <w:rPr>
+          <w:rFonts w:cstheme="minorHAnsi"/>
+          <w:color w:val="222222"/>
+          <w:sz w:val="24"/>
+          <w:szCs w:val="24"/>
+          <w:shd w:val="clear" w:color="auto" w:fill="FFFFFF"/>
+        </w:rPr>
+        <w:t>Dashboard</w:t>
       </w:r>
     </w:p>
     <w:p>
       <w:pPr>
-        <w:pStyle w:val="ListParagraph"/>
-        <w:rPr>
-          <w:rFonts w:cstheme="minorHAnsi"/>
-          <w:color w:val="222222"/>
-          <w:sz w:val="24"/>
-          <w:szCs w:val="24"/>
-        </w:rPr>
-      </w:pPr>
+        <w:spacing w:after="0"/>
+        <w:ind w:left="720"/>
+        <w:rPr>
+          <w:rFonts w:cstheme="minorHAnsi"/>
+          <w:color w:val="222222"/>
+          <w:sz w:val="24"/>
+          <w:szCs w:val="24"/>
+          <w:shd w:val="clear" w:color="auto" w:fill="FFFFFF"/>
+        </w:rPr>
+      </w:pPr>
+      <w:r>
+        <w:rPr>
+          <w:rFonts w:cstheme="minorHAnsi"/>
+          <w:color w:val="222222"/>
+          <w:sz w:val="24"/>
+          <w:szCs w:val="24"/>
+          <w:shd w:val="clear" w:color="auto" w:fill="FFFFFF"/>
+        </w:rPr>
+        <w:t>Create a form and add fields</w:t>
+      </w:r>
+      <w:r>
+        <w:rPr>
+          <w:rFonts w:cstheme="minorHAnsi"/>
+          <w:color w:val="222222"/>
+          <w:sz w:val="24"/>
+          <w:szCs w:val="24"/>
+          <w:shd w:val="clear" w:color="auto" w:fill="FFFFFF"/>
+        </w:rPr>
+        <w:t xml:space="preserve"> </w:t>
+      </w:r>
+      <w:r>
+        <w:rPr>
+          <w:rFonts w:cstheme="minorHAnsi"/>
+          <w:color w:val="222222"/>
+          <w:sz w:val="24"/>
+          <w:szCs w:val="24"/>
+          <w:shd w:val="clear" w:color="auto" w:fill="FFFFFF"/>
+        </w:rPr>
+        <w:t>(Player name, score)</w:t>
+      </w:r>
+      <w:r>
+        <w:rPr>
+          <w:rFonts w:cstheme="minorHAnsi"/>
+          <w:color w:val="222222"/>
+          <w:sz w:val="24"/>
+          <w:szCs w:val="24"/>
+          <w:shd w:val="clear" w:color="auto" w:fill="FFFFFF"/>
+        </w:rPr>
+        <w:t xml:space="preserve"> </w:t>
+      </w:r>
+      <w:r>
+        <w:rPr>
+          <w:rFonts w:cstheme="minorHAnsi"/>
+          <w:color w:val="222222"/>
+          <w:sz w:val="24"/>
+          <w:szCs w:val="24"/>
+          <w:shd w:val="clear" w:color="auto" w:fill="FFFFFF"/>
+        </w:rPr>
+        <w:t>in the form, a</w:t>
+      </w:r>
+      <w:r>
+        <w:rPr>
+          <w:rFonts w:cstheme="minorHAnsi"/>
+          <w:color w:val="222222"/>
+          <w:sz w:val="24"/>
+          <w:szCs w:val="24"/>
+          <w:shd w:val="clear" w:color="auto" w:fill="FFFFFF"/>
+        </w:rPr>
+        <w:t>dd Form Validation</w:t>
+      </w:r>
     </w:p>
     <w:p>
       <w:pPr>
@@ -244,40 +307,57 @@
           <w:szCs w:val="24"/>
           <w:shd w:val="clear" w:color="auto" w:fill="FFFFFF"/>
         </w:rPr>
-        <w:t>Landing Page</w:t>
-      </w:r>
-      <w:r>
-        <w:rPr>
-          <w:rFonts w:cstheme="minorHAnsi"/>
-          <w:color w:val="222222"/>
-          <w:sz w:val="24"/>
-          <w:szCs w:val="24"/>
-          <w:shd w:val="clear" w:color="auto" w:fill="FFFFFF"/>
-        </w:rPr>
-        <w:t>/Home</w:t>
-      </w:r>
-    </w:p>
-    <w:p>
-      <w:pPr>
-        <w:spacing w:after="0"/>
-        <w:ind w:left="720"/>
-        <w:rPr>
-          <w:rFonts w:cstheme="minorHAnsi"/>
-          <w:color w:val="222222"/>
-          <w:sz w:val="24"/>
-          <w:szCs w:val="24"/>
-          <w:shd w:val="clear" w:color="auto" w:fill="FFFFFF"/>
-        </w:rPr>
-      </w:pPr>
-      <w:r>
-        <w:rPr>
-          <w:rFonts w:cstheme="minorHAnsi"/>
-          <w:color w:val="222222"/>
-          <w:sz w:val="24"/>
-          <w:szCs w:val="24"/>
-          <w:shd w:val="clear" w:color="auto" w:fill="FFFFFF"/>
-        </w:rPr>
-        <w:t>Create a form and add fields</w:t>
+        <w:t xml:space="preserve">After </w:t>
+      </w:r>
+      <w:r>
+        <w:rPr>
+          <w:rFonts w:cstheme="minorHAnsi"/>
+          <w:color w:val="222222"/>
+          <w:sz w:val="24"/>
+          <w:szCs w:val="24"/>
+          <w:shd w:val="clear" w:color="auto" w:fill="FFFFFF"/>
+        </w:rPr>
+        <w:t>submitting</w:t>
+      </w:r>
+      <w:r>
+        <w:rPr>
+          <w:rFonts w:cstheme="minorHAnsi"/>
+          <w:color w:val="222222"/>
+          <w:sz w:val="24"/>
+          <w:szCs w:val="24"/>
+          <w:shd w:val="clear" w:color="auto" w:fill="FFFFFF"/>
+        </w:rPr>
+        <w:t xml:space="preserve"> the form, give notification </w:t>
+      </w:r>
+      <w:r>
+        <w:rPr>
+          <w:rFonts w:cstheme="minorHAnsi"/>
+          <w:color w:val="222222"/>
+          <w:sz w:val="24"/>
+          <w:szCs w:val="24"/>
+          <w:shd w:val="clear" w:color="auto" w:fill="FFFFFF"/>
+        </w:rPr>
+        <w:t>score added</w:t>
+      </w:r>
+      <w:r>
+        <w:rPr>
+          <w:rFonts w:cstheme="minorHAnsi"/>
+          <w:color w:val="222222"/>
+          <w:sz w:val="24"/>
+          <w:szCs w:val="24"/>
+          <w:shd w:val="clear" w:color="auto" w:fill="FFFFFF"/>
+        </w:rPr>
+        <w:t xml:space="preserve"> successfully</w:t>
+      </w:r>
+      <w:r>
+        <w:rPr>
+          <w:rFonts w:cstheme="minorHAnsi"/>
+          <w:color w:val="222222"/>
+          <w:sz w:val="24"/>
+          <w:szCs w:val="24"/>
+          <w:shd w:val="clear" w:color="auto" w:fill="FFFFFF"/>
+        </w:rPr>
+        <w:t>.</w:t>
       </w:r>
       <w:r>
         <w:rPr>
@@ -297,120 +377,27 @@
           <w:szCs w:val="24"/>
           <w:shd w:val="clear" w:color="auto" w:fill="FFFFFF"/>
         </w:rPr>
-        <w:t>(Player name, score)</w:t>
-      </w:r>
-      <w:r>
-        <w:rPr>
-          <w:rFonts w:cstheme="minorHAnsi"/>
-          <w:color w:val="222222"/>
-          <w:sz w:val="24"/>
-          <w:szCs w:val="24"/>
-          <w:shd w:val="clear" w:color="auto" w:fill="FFFFFF"/>
-        </w:rPr>
-        <w:t xml:space="preserve"> </w:t>
-      </w:r>
-      <w:r>
-        <w:rPr>
-          <w:rFonts w:cstheme="minorHAnsi"/>
-          <w:color w:val="222222"/>
-          <w:sz w:val="24"/>
-          <w:szCs w:val="24"/>
-          <w:shd w:val="clear" w:color="auto" w:fill="FFFFFF"/>
-        </w:rPr>
-        <w:t>in the form, a</w:t>
-      </w:r>
-      <w:r>
-        <w:rPr>
-          <w:rFonts w:cstheme="minorHAnsi"/>
-          <w:color w:val="222222"/>
-          <w:sz w:val="24"/>
-          <w:szCs w:val="24"/>
-          <w:shd w:val="clear" w:color="auto" w:fill="FFFFFF"/>
-        </w:rPr>
-        <w:t>dd Form Validation</w:t>
-      </w:r>
-    </w:p>
-    <w:p>
-      <w:pPr>
-        <w:spacing w:after="0"/>
-        <w:ind w:left="720"/>
-        <w:rPr>
-          <w:rFonts w:cstheme="minorHAnsi"/>
-          <w:color w:val="222222"/>
-          <w:sz w:val="24"/>
-          <w:szCs w:val="24"/>
-          <w:shd w:val="clear" w:color="auto" w:fill="FFFFFF"/>
-        </w:rPr>
-      </w:pPr>
-      <w:r>
-        <w:rPr>
-          <w:rFonts w:cstheme="minorHAnsi"/>
-          <w:color w:val="222222"/>
-          <w:sz w:val="24"/>
-          <w:szCs w:val="24"/>
-          <w:shd w:val="clear" w:color="auto" w:fill="FFFFFF"/>
-        </w:rPr>
-        <w:t xml:space="preserve">After </w:t>
-      </w:r>
-      <w:r>
-        <w:rPr>
-          <w:rFonts w:cstheme="minorHAnsi"/>
-          <w:color w:val="222222"/>
-          <w:sz w:val="24"/>
-          <w:szCs w:val="24"/>
-          <w:shd w:val="clear" w:color="auto" w:fill="FFFFFF"/>
-        </w:rPr>
-        <w:t>submitting</w:t>
-      </w:r>
-      <w:r>
-        <w:rPr>
-          <w:rFonts w:cstheme="minorHAnsi"/>
-          <w:color w:val="222222"/>
-          <w:sz w:val="24"/>
-          <w:szCs w:val="24"/>
-          <w:shd w:val="clear" w:color="auto" w:fill="FFFFFF"/>
-        </w:rPr>
-        <w:t xml:space="preserve"> the form, give notification </w:t>
-      </w:r>
-      <w:r>
-        <w:rPr>
-          <w:rFonts w:cstheme="minorHAnsi"/>
-          <w:color w:val="222222"/>
-          <w:sz w:val="24"/>
-          <w:szCs w:val="24"/>
-          <w:shd w:val="clear" w:color="auto" w:fill="FFFFFF"/>
-        </w:rPr>
-        <w:t>score added</w:t>
-      </w:r>
-      <w:r>
-        <w:rPr>
-          <w:rFonts w:cstheme="minorHAnsi"/>
-          <w:color w:val="222222"/>
-          <w:sz w:val="24"/>
-          <w:szCs w:val="24"/>
-          <w:shd w:val="clear" w:color="auto" w:fill="FFFFFF"/>
-        </w:rPr>
-        <w:t xml:space="preserve"> successfully</w:t>
-      </w:r>
-      <w:r>
-        <w:rPr>
-          <w:rFonts w:cstheme="minorHAnsi"/>
-          <w:color w:val="222222"/>
-          <w:sz w:val="24"/>
-          <w:szCs w:val="24"/>
-          <w:shd w:val="clear" w:color="auto" w:fill="FFFFFF"/>
-        </w:rPr>
-        <w:t>.</w:t>
-      </w:r>
-      <w:r>
-        <w:rPr>
-          <w:rFonts w:cstheme="minorHAnsi"/>
-          <w:color w:val="222222"/>
-          <w:sz w:val="24"/>
-          <w:szCs w:val="24"/>
-          <w:shd w:val="clear" w:color="auto" w:fill="FFFFFF"/>
-        </w:rPr>
-        <w:t>(modal)</w:t>
+        <w:t>(modal</w:t>
+      </w:r>
+      <w:r>
+        <w:rPr>
+          <w:rFonts w:cstheme="minorHAnsi"/>
+          <w:color w:val="222222"/>
+          <w:sz w:val="24"/>
+          <w:szCs w:val="24"/>
+          <w:shd w:val="clear" w:color="auto" w:fill="FFFFFF"/>
+        </w:rPr>
+        <w:t>/Toast</w:t>
+      </w:r>
+      <w:r>
+        <w:rPr>
+          <w:rFonts w:cstheme="minorHAnsi"/>
+          <w:color w:val="222222"/>
+          <w:sz w:val="24"/>
+          <w:szCs w:val="24"/>
+          <w:shd w:val="clear" w:color="auto" w:fill="FFFFFF"/>
+        </w:rPr>
+        <w:t>)</w:t>
       </w:r>
     </w:p>
     <w:p>
